--- a/NIST-800-82/CSW-NIST-800-82-Reference-Design.docx
+++ b/NIST-800-82/CSW-NIST-800-82-Reference-Design.docx
@@ -28,7 +28,7 @@
         </w:p>
       </w:sdtContent>
     </w:sdt>
-    <w:bookmarkStart w:id="46" w:name="X75878e08d535933f27064c678c31e14452a7974"/>
+    <w:bookmarkStart w:id="47" w:name="X75878e08d535933f27064c678c31e14452a7974"/>
     <w:p>
       <w:pPr>
         <w:pStyle w:val="Heading1"/>
@@ -37,13 +37,13 @@
         <w:t xml:space="preserve">Cisco Secure Workload — NIST SP 800-82 Rev. 3</w:t>
       </w:r>
     </w:p>
-    <w:bookmarkStart w:id="9" w:name="Xa82da5c4740477975c6206f6cccf78848df9372"/>
+    <w:bookmarkStart w:id="9" w:name="Xdf46676a045c89d4389f44f0919552861bfa1f5"/>
     <w:p>
       <w:pPr>
         <w:pStyle w:val="Heading2"/>
       </w:pPr>
       <w:r>
-        <w:t xml:space="preserve">Technical Runbook | IT-Side Boundary to OT / ICS Environments</w:t>
+        <w:t xml:space="preserve">Reference Design | IT-Side Boundary to OT / ICS Environments</w:t>
       </w:r>
     </w:p>
     <w:p>
@@ -140,7 +140,7 @@
         <w:t xml:space="preserve">guidance</w:t>
       </w:r>
       <w:r>
-        <w:t xml:space="preserve">, not a separate control catalogue. It uses NIST SP 800-53 Rev. 5 as its underlying control framework and provides an OT-tailored overlay and OT-specific guidance. This runbook references</w:t>
+        <w:t xml:space="preserve">, not a separate control catalogue. It uses NIST SP 800-53 Rev. 5 as its underlying control framework and provides an OT-tailored overlay and OT-specific guidance. This reference design references</w:t>
       </w:r>
       <w:r>
         <w:t xml:space="preserve"> </w:t>
@@ -240,7 +240,7 @@
         <w:t xml:space="preserve"> </w:t>
       </w:r>
       <w:r>
-        <w:t xml:space="preserve">Cisco does not yet publish 800-82-specific CSW UI navigation; framework-specific paths are on the product roadmap. This runbook describes CSW</w:t>
+        <w:t xml:space="preserve">Cisco does not yet publish 800-82-specific CSW UI navigation; framework-specific paths are on the product roadmap. This reference design describes CSW</w:t>
       </w:r>
       <w:r>
         <w:t xml:space="preserve"> </w:t>
@@ -319,7 +319,7 @@
           <w:b/>
           <w:bCs/>
         </w:rPr>
-        <w:t xml:space="preserve">Questions this runbook helps you answer:</w:t>
+        <w:t xml:space="preserve">Questions this reference design helps you answer:</w:t>
       </w:r>
     </w:p>
     <w:p>
@@ -5200,7 +5200,7 @@
       </w:r>
     </w:p>
     <w:bookmarkEnd w:id="40"/>
-    <w:bookmarkStart w:id="45" w:name="related-frameworks-in-this-repository"/>
+    <w:bookmarkStart w:id="46" w:name="related-frameworks-in-this-repository"/>
     <w:p>
       <w:pPr>
         <w:pStyle w:val="Heading2"/>
@@ -5211,7 +5211,6 @@
     </w:p>
     <w:p>
       <w:pPr>
-        <w:pStyle w:val="Compact"/>
         <w:numPr>
           <w:ilvl w:val="0"/>
           <w:numId w:val="1032"/>
@@ -5234,7 +5233,6 @@
     </w:p>
     <w:p>
       <w:pPr>
-        <w:pStyle w:val="Compact"/>
         <w:numPr>
           <w:ilvl w:val="0"/>
           <w:numId w:val="1032"/>
@@ -5257,7 +5255,6 @@
     </w:p>
     <w:p>
       <w:pPr>
-        <w:pStyle w:val="Compact"/>
         <w:numPr>
           <w:ilvl w:val="0"/>
           <w:numId w:val="1032"/>
@@ -5280,7 +5277,6 @@
     </w:p>
     <w:p>
       <w:pPr>
-        <w:pStyle w:val="Compact"/>
         <w:numPr>
           <w:ilvl w:val="0"/>
           <w:numId w:val="1032"/>
@@ -5302,6 +5298,28 @@
       </w:r>
     </w:p>
     <w:p>
+      <w:pPr>
+        <w:numPr>
+          <w:ilvl w:val="0"/>
+          <w:numId w:val="1032"/>
+        </w:numPr>
+      </w:pPr>
+      <w:hyperlink r:id="rId45">
+        <w:r>
+          <w:rPr>
+            <w:rStyle w:val="Hyperlink"/>
+          </w:rPr>
+          <w:t xml:space="preserve">UK NCSC CAF v3.2</w:t>
+        </w:r>
+      </w:hyperlink>
+      <w:r>
+        <w:t xml:space="preserve"> </w:t>
+      </w:r>
+      <w:r>
+        <w:t xml:space="preserve">— OT-adjacent IT segmentation is the reuse path for CAF B5.</w:t>
+      </w:r>
+    </w:p>
+    <w:p>
       <w:r>
         <w:pict>
           <v:rect style="width:0;height:1.5pt" o:hralign="center" o:hrstd="t" o:hr="t"/>
@@ -5320,8 +5338,8 @@
         <w:t xml:space="preserve">Document prepared for Cisco industrial / critical-infrastructure engagements. Replace [Customer Name] and any bracketed fields before customer delivery. CSW addresses the IT-side workload boundary only; pair with an OT-native product for OT device coverage.</w:t>
       </w:r>
     </w:p>
-    <w:bookmarkEnd w:id="45"/>
     <w:bookmarkEnd w:id="46"/>
+    <w:bookmarkEnd w:id="47"/>
     <w:sectPr>
       <w:footnotePr>
         <w:numRestart w:val="eachSect"/>
